--- a/LifeSaving/LiveSaving.docx
+++ b/LifeSaving/LiveSaving.docx
@@ -146,7 +146,23 @@
           <w:sz w:val="24"/>
           <w:szCs w:val="24"/>
         </w:rPr>
-        <w:t xml:space="preserve">: Don’t mix both figures). If you are saving the hiker from the helicopter, by providing theses 2 coordinates. It is for sure that the helicopter will be flying the head above you. From the hiker point of view, where can he or she find these 2 figures, from </w:t>
+        <w:t xml:space="preserve">: Don’t mix both figures). If you are saving the hiker from the helicopter, by providing theses 2 coordinates. It is for sure that the helicopter will be flying the head above you. From the hiker point of view, where can he or she find these 2 figures, </w:t>
+      </w:r>
+      <w:r>
+        <w:rPr>
+          <w:rFonts w:ascii="Calibri" w:hAnsi="Calibri"/>
+          <w:sz w:val="24"/>
+          <w:szCs w:val="24"/>
+        </w:rPr>
+        <w:t xml:space="preserve">apart </w:t>
+      </w:r>
+      <w:r>
+        <w:rPr>
+          <w:rFonts w:ascii="Calibri" w:hAnsi="Calibri"/>
+          <w:sz w:val="24"/>
+          <w:szCs w:val="24"/>
+        </w:rPr>
+        <w:t xml:space="preserve">from </w:t>
       </w:r>
       <w:r>
         <w:rPr>
@@ -157,6 +173,26 @@
           <w:szCs w:val="24"/>
         </w:rPr>
         <w:t>google map</w:t>
+      </w:r>
+      <w:r>
+        <w:rPr>
+          <w:rFonts w:ascii="Calibri" w:hAnsi="Calibri"/>
+          <w:b w:val="false"/>
+          <w:bCs w:val="false"/>
+          <w:sz w:val="24"/>
+          <w:szCs w:val="24"/>
+        </w:rPr>
+        <w:t>,</w:t>
+      </w:r>
+      <w:r>
+        <w:rPr>
+          <w:rFonts w:ascii="Calibri" w:hAnsi="Calibri"/>
+          <w:b w:val="false"/>
+          <w:bCs w:val="false"/>
+          <w:sz w:val="24"/>
+          <w:szCs w:val="24"/>
+        </w:rPr>
+        <w:t xml:space="preserve"> many apps in app store provides these functionality</w:t>
       </w:r>
       <w:r>
         <w:rPr>
@@ -193,6 +229,7 @@
       <w:pgNumType w:fmt="decimal"/>
       <w:formProt w:val="false"/>
       <w:textDirection w:val="lrTb"/>
+      <w:docGrid w:type="default" w:linePitch="100" w:charSpace="0"/>
     </w:sectPr>
   </w:body>
 </w:document>
@@ -212,7 +249,6 @@
     </w:rPrDefault>
     <w:pPrDefault>
       <w:pPr>
-        <w:widowControl/>
         <w:suppressAutoHyphens w:val="true"/>
       </w:pPr>
     </w:pPrDefault>
@@ -222,7 +258,10 @@
     <w:qFormat/>
     <w:pPr>
       <w:widowControl/>
+      <w:suppressAutoHyphens w:val="true"/>
       <w:bidi w:val="0"/>
+      <w:spacing w:before="0" w:after="0"/>
+      <w:jc w:val="start"/>
     </w:pPr>
     <w:rPr>
       <w:rFonts w:ascii="Liberation Serif" w:hAnsi="Liberation Serif" w:eastAsia="NSimSun" w:cs="Arial"/>

--- a/LifeSaving/LiveSaving.docx
+++ b/LifeSaving/LiveSaving.docx
@@ -1,11 +1,9 @@
 
 <file path=word/document.xml><?xml version="1.0" encoding="utf-8"?>
-<w:document xmlns:o="urn:schemas-microsoft-com:office:office" xmlns:r="http://schemas.openxmlformats.org/officeDocument/2006/relationships" xmlns:v="urn:schemas-microsoft-com:vml" xmlns:w="http://schemas.openxmlformats.org/wordprocessingml/2006/main" xmlns:w10="urn:schemas-microsoft-com:office:word" xmlns:wp="http://schemas.openxmlformats.org/drawingml/2006/wordprocessingDrawing" xmlns:wps="http://schemas.microsoft.com/office/word/2010/wordprocessingShape" xmlns:wpg="http://schemas.microsoft.com/office/word/2010/wordprocessingGroup" xmlns:mc="http://schemas.openxmlformats.org/markup-compatibility/2006" xmlns:wp14="http://schemas.microsoft.com/office/word/2010/wordprocessingDrawing" xmlns:w14="http://schemas.microsoft.com/office/word/2010/wordml" xmlns:w15="http://schemas.microsoft.com/office/word/2012/wordml" mc:Ignorable="w14 wp14 w15">
+<w:document xmlns:wpc="http://schemas.microsoft.com/office/word/2010/wordprocessingCanvas" xmlns:cx="http://schemas.microsoft.com/office/drawing/2014/chartex" xmlns:cx1="http://schemas.microsoft.com/office/drawing/2015/9/8/chartex" xmlns:cx2="http://schemas.microsoft.com/office/drawing/2015/10/21/chartex" xmlns:cx3="http://schemas.microsoft.com/office/drawing/2016/5/9/chartex" xmlns:cx4="http://schemas.microsoft.com/office/drawing/2016/5/10/chartex" xmlns:cx5="http://schemas.microsoft.com/office/drawing/2016/5/11/chartex" xmlns:cx6="http://schemas.microsoft.com/office/drawing/2016/5/12/chartex" xmlns:cx7="http://schemas.microsoft.com/office/drawing/2016/5/13/chartex" xmlns:cx8="http://schemas.microsoft.com/office/drawing/2016/5/14/chartex" xmlns:mc="http://schemas.openxmlformats.org/markup-compatibility/2006" xmlns:aink="http://schemas.microsoft.com/office/drawing/2016/ink" xmlns:am3d="http://schemas.microsoft.com/office/drawing/2017/model3d" xmlns:o="urn:schemas-microsoft-com:office:office" xmlns:oel="http://schemas.microsoft.com/office/2019/extlst" xmlns:r="http://schemas.openxmlformats.org/officeDocument/2006/relationships" xmlns:m="http://schemas.openxmlformats.org/officeDocument/2006/math" xmlns:v="urn:schemas-microsoft-com:vml" xmlns:wp14="http://schemas.microsoft.com/office/word/2010/wordprocessingDrawing" xmlns:wp="http://schemas.openxmlformats.org/drawingml/2006/wordprocessingDrawing" xmlns:w10="urn:schemas-microsoft-com:office:word" xmlns:w="http://schemas.openxmlformats.org/wordprocessingml/2006/main" xmlns:w14="http://schemas.microsoft.com/office/word/2010/wordml" xmlns:w15="http://schemas.microsoft.com/office/word/2012/wordml" xmlns:w16cex="http://schemas.microsoft.com/office/word/2018/wordml/cex" xmlns:w16cid="http://schemas.microsoft.com/office/word/2016/wordml/cid" xmlns:w16="http://schemas.microsoft.com/office/word/2018/wordml" xmlns:w16du="http://schemas.microsoft.com/office/word/2023/wordml/word16du" xmlns:w16sdtdh="http://schemas.microsoft.com/office/word/2020/wordml/sdtdatahash" xmlns:w16se="http://schemas.microsoft.com/office/word/2015/wordml/symex" xmlns:wpg="http://schemas.microsoft.com/office/word/2010/wordprocessingGroup" xmlns:wpi="http://schemas.microsoft.com/office/word/2010/wordprocessingInk" xmlns:wne="http://schemas.microsoft.com/office/word/2006/wordml" xmlns:wps="http://schemas.microsoft.com/office/word/2010/wordprocessingShape" mc:Ignorable="w14 w15 w16se w16cid w16 w16cex w16sdtdh w16du wp14">
   <w:body>
     <w:p>
       <w:pPr>
-        <w:pStyle w:val="Normal"/>
-        <w:bidi w:val="0"/>
         <w:jc w:val="center"/>
         <w:rPr>
           <w:rFonts w:ascii="Calibri" w:hAnsi="Calibri"/>
@@ -19,13 +17,27 @@
           <w:sz w:val="48"/>
           <w:szCs w:val="48"/>
         </w:rPr>
-        <w:t>An Approach Of Life Saving</w:t>
+        <w:t xml:space="preserve">An Approach </w:t>
+      </w:r>
+      <w:r>
+        <w:rPr>
+          <w:rFonts w:ascii="Calibri" w:hAnsi="Calibri"/>
+          <w:sz w:val="48"/>
+          <w:szCs w:val="48"/>
+        </w:rPr>
+        <w:t>of</w:t>
+      </w:r>
+      <w:r>
+        <w:rPr>
+          <w:rFonts w:ascii="Calibri" w:hAnsi="Calibri"/>
+          <w:sz w:val="48"/>
+          <w:szCs w:val="48"/>
+        </w:rPr>
+        <w:t xml:space="preserve"> Life Saving</w:t>
       </w:r>
     </w:p>
     <w:p>
       <w:pPr>
-        <w:pStyle w:val="Normal"/>
-        <w:bidi w:val="0"/>
         <w:jc w:val="both"/>
         <w:rPr>
           <w:rFonts w:ascii="Calibri" w:hAnsi="Calibri"/>
@@ -33,28 +45,168 @@
           <w:szCs w:val="48"/>
         </w:rPr>
       </w:pPr>
-      <w:r>
-        <w:rPr>
-          <w:rFonts w:ascii="Calibri" w:hAnsi="Calibri"/>
-          <w:sz w:val="48"/>
-          <w:szCs w:val="48"/>
-        </w:rPr>
-      </w:r>
     </w:p>
     <w:p>
       <w:pPr>
-        <w:pStyle w:val="Normal"/>
-        <w:bidi w:val="0"/>
         <w:jc w:val="both"/>
-        <w:rPr/>
       </w:pPr>
       <w:r>
         <w:rPr>
           <w:rFonts w:ascii="Calibri" w:hAnsi="Calibri"/>
-          <w:sz w:val="24"/>
-          <w:szCs w:val="24"/>
-        </w:rPr>
-        <w:t xml:space="preserve">Life saving has becoming much easier than before. As advance technologies being invented, the fatality rate has decline compare to previous decades. I am not a life saver, but earned a certificate of life saving for swimming (bronze medal) during the year 1998. I am not going to talk about all types of accident of life saving techniques, but would like to share my experience on mountain hiking. I live at Wong Tai Sin at Hong Kong. My backyard has a mountain, usually I have some hiking activities. I have always look at the news and the news broadcasts that there are some hikers being trapped on the top of the mountain. If it is fortunate the trapped hiker would be found, but unfortunately not all. Why it so difficult of saving trapped hikers. You can think of a bowl of green beans and then place a red bean inside the bowl and make a shuffle, and ask you to find the red bean. Mountain hiking is just like a bowl of green beans, all surrounded by mountains, by looking above from the sky, it is very difficult to distinguish between mountains and locate which is which. Why? Because of the nature, mountains are green with different heights and slope, by looking above the sky, it is hardly from a human eye to locate a moving object. Not even talking about searching an object in the mountain. Several advance technologies has being invented to tackle this issues. One is drone. Flying a drone above and take images from the above and by using AI image recognition to distinguish different images. If the AI spot the differences of the images. Maybe it can enhance the chance of finding the object. But the cons of this approach is one needs to invest a lot of money in order to perform this operation (hardware and software). Is there another approach? Yes! Plus it is free. How? First we need to know how we search places on the map. For instance, I want to go to starbucks which is located in place I don’t know. How do I achieve this mission? First I will open a google map and type in the starbucks of the nearby place. The searching will provide the results. If I find it, it will provide the path of how to get there from the current location I am at. People always look at the path the google map provides, and then from the current location they are at, they will follow the path to get there. Is that only the information google provides? No, by looking carefully, the information also provides not only the path but also coordinates of starbucks. What is coordinates? Professional people looking at map to find a location looks at 2 points. One is </w:t>
+        </w:rPr>
+        <w:t>Lifesaving</w:t>
+      </w:r>
+      <w:r>
+        <w:rPr>
+          <w:rFonts w:ascii="Calibri" w:hAnsi="Calibri"/>
+        </w:rPr>
+        <w:t xml:space="preserve"> has becoming much easier than before. As advance technologies being invented, the fatality rate has decline compare to previous decades. I am not a life saver, but earned a certificate of life saving for swimming (bronze medal) during the year 1998. I am not going to talk about all types of accident of life saving techniques, but would like to share my experience on mountain hiking. I live at Wong Tai Sin at Hong Kong. My backyard has a mountain, usually I have some hiking activities. I have always look at the news and the news broadcasts that there are some hikers being trapped on the top of the mountain. If it is fortunate the trapped hiker would be found, but unfortunately not all. Why it so difficult of saving trapped hikers. You can think of a bowl of green beans and then place a red bean inside the bowl and make a shuffle, and ask you to find the red bean. Mountain hiking is just like a bowl of green beans, all surrounded by mountains, by looking above from the sky, it is very difficult to distinguish between mountains and locate which is which. Why? Because of the nature, mountains are green with different heights and </w:t>
+      </w:r>
+      <w:r>
+        <w:rPr>
+          <w:rFonts w:ascii="Calibri" w:hAnsi="Calibri"/>
+        </w:rPr>
+        <w:t>slope;</w:t>
+      </w:r>
+      <w:r>
+        <w:rPr>
+          <w:rFonts w:ascii="Calibri" w:hAnsi="Calibri"/>
+        </w:rPr>
+        <w:t xml:space="preserve"> by looking above the sky, it is hardly from a human eye to locate a moving object. Not even talking about searching an object in the mountain. Several advance technologies </w:t>
+      </w:r>
+      <w:r>
+        <w:rPr>
+          <w:rFonts w:ascii="Calibri" w:hAnsi="Calibri"/>
+        </w:rPr>
+        <w:t>have</w:t>
+      </w:r>
+      <w:r>
+        <w:rPr>
+          <w:rFonts w:ascii="Calibri" w:hAnsi="Calibri"/>
+        </w:rPr>
+        <w:t xml:space="preserve"> </w:t>
+      </w:r>
+      <w:r>
+        <w:rPr>
+          <w:rFonts w:ascii="Calibri" w:hAnsi="Calibri"/>
+        </w:rPr>
+        <w:t>been</w:t>
+      </w:r>
+      <w:r>
+        <w:rPr>
+          <w:rFonts w:ascii="Calibri" w:hAnsi="Calibri"/>
+        </w:rPr>
+        <w:t xml:space="preserve"> invented to tackle </w:t>
+      </w:r>
+      <w:r>
+        <w:rPr>
+          <w:rFonts w:ascii="Calibri" w:hAnsi="Calibri"/>
+        </w:rPr>
+        <w:t>these issues</w:t>
+      </w:r>
+      <w:r>
+        <w:rPr>
+          <w:rFonts w:ascii="Calibri" w:hAnsi="Calibri"/>
+        </w:rPr>
+        <w:t xml:space="preserve">. One is drone. Flying a drone above and take images from the above and by using AI image recognition to distinguish different images. If the AI spot the differences of the images. Maybe it can enhance the chance of finding the object. But the cons of this approach </w:t>
+      </w:r>
+      <w:r>
+        <w:rPr>
+          <w:rFonts w:ascii="Calibri" w:hAnsi="Calibri"/>
+        </w:rPr>
+        <w:t>are</w:t>
+      </w:r>
+      <w:r>
+        <w:rPr>
+          <w:rFonts w:ascii="Calibri" w:hAnsi="Calibri"/>
+        </w:rPr>
+        <w:t xml:space="preserve"> one needs to invest a lot of money in order to perform this operation (hardware and software). Is there another approach? Yes! </w:t>
+      </w:r>
+      <w:r>
+        <w:rPr>
+          <w:rFonts w:ascii="Calibri" w:hAnsi="Calibri"/>
+        </w:rPr>
+        <w:t>Plus,</w:t>
+      </w:r>
+      <w:r>
+        <w:rPr>
+          <w:rFonts w:ascii="Calibri" w:hAnsi="Calibri"/>
+        </w:rPr>
+        <w:t xml:space="preserve"> it is free. How? </w:t>
+      </w:r>
+      <w:r>
+        <w:rPr>
+          <w:rFonts w:ascii="Calibri" w:hAnsi="Calibri"/>
+        </w:rPr>
+        <w:t>First,</w:t>
+      </w:r>
+      <w:r>
+        <w:rPr>
+          <w:rFonts w:ascii="Calibri" w:hAnsi="Calibri"/>
+        </w:rPr>
+        <w:t xml:space="preserve"> we need to know how we search places on the map. For instance, I want to go to </w:t>
+      </w:r>
+      <w:r>
+        <w:rPr>
+          <w:rFonts w:ascii="Calibri" w:hAnsi="Calibri"/>
+        </w:rPr>
+        <w:t>Starbucks</w:t>
+      </w:r>
+      <w:r>
+        <w:rPr>
+          <w:rFonts w:ascii="Calibri" w:hAnsi="Calibri"/>
+        </w:rPr>
+        <w:t xml:space="preserve"> which is located in place I don’t know. How do I achieve this mission? </w:t>
+      </w:r>
+      <w:r>
+        <w:rPr>
+          <w:rFonts w:ascii="Calibri" w:hAnsi="Calibri"/>
+        </w:rPr>
+        <w:t>First,</w:t>
+      </w:r>
+      <w:r>
+        <w:rPr>
+          <w:rFonts w:ascii="Calibri" w:hAnsi="Calibri"/>
+        </w:rPr>
+        <w:t xml:space="preserve"> I will open a google map and type in the </w:t>
+      </w:r>
+      <w:r>
+        <w:rPr>
+          <w:rFonts w:ascii="Calibri" w:hAnsi="Calibri"/>
+        </w:rPr>
+        <w:t>Starbucks</w:t>
+      </w:r>
+      <w:r>
+        <w:rPr>
+          <w:rFonts w:ascii="Calibri" w:hAnsi="Calibri"/>
+        </w:rPr>
+        <w:t xml:space="preserve"> of the nearby place. The searching will provide the results. If I find it, it will provide the path of how to get there from the current location I am at. People always look at the path the google map provides, and then from the current location they are at, they will follow the path to get there. Is that only the information google provides? No, by looking carefully, the information also provides not only the path but also coordinates of </w:t>
+      </w:r>
+      <w:r>
+        <w:rPr>
+          <w:rFonts w:ascii="Calibri" w:hAnsi="Calibri"/>
+        </w:rPr>
+        <w:t>Starbucks</w:t>
+      </w:r>
+      <w:r>
+        <w:rPr>
+          <w:rFonts w:ascii="Calibri" w:hAnsi="Calibri"/>
+        </w:rPr>
+        <w:t xml:space="preserve">. What </w:t>
+      </w:r>
+      <w:proofErr w:type="gramStart"/>
+      <w:r>
+        <w:rPr>
+          <w:rFonts w:ascii="Calibri" w:hAnsi="Calibri"/>
+        </w:rPr>
+        <w:t>is</w:t>
+      </w:r>
+      <w:proofErr w:type="gramEnd"/>
+      <w:r>
+        <w:rPr>
+          <w:rFonts w:ascii="Calibri" w:hAnsi="Calibri"/>
+        </w:rPr>
+        <w:t xml:space="preserve"> coordinates? Professional people looking at map to find a location looks at 2 points. One is </w:t>
       </w:r>
       <w:r>
         <w:rPr>
@@ -62,16 +214,12 @@
           <w:b/>
           <w:bCs/>
           <w:color w:val="FF0000"/>
-          <w:sz w:val="24"/>
-          <w:szCs w:val="24"/>
         </w:rPr>
         <w:t>longitude</w:t>
       </w:r>
       <w:r>
         <w:rPr>
           <w:rFonts w:ascii="Calibri" w:hAnsi="Calibri"/>
-          <w:sz w:val="24"/>
-          <w:szCs w:val="24"/>
         </w:rPr>
         <w:t xml:space="preserve"> and another is </w:t>
       </w:r>
@@ -81,33 +229,49 @@
           <w:b/>
           <w:bCs/>
           <w:color w:val="FF0000"/>
-          <w:sz w:val="24"/>
-          <w:szCs w:val="24"/>
         </w:rPr>
         <w:t>latitude</w:t>
       </w:r>
       <w:r>
         <w:rPr>
           <w:rFonts w:ascii="Calibri" w:hAnsi="Calibri"/>
-          <w:sz w:val="24"/>
-          <w:szCs w:val="24"/>
-        </w:rPr>
-        <w:t xml:space="preserve">. You can think of drawing a chart and draw a point of X and Y axis. This 2 points corresponds a point at a map. For example “The white House” has a coordinates </w:t>
+        </w:rPr>
+        <w:t xml:space="preserve">. You can think of drawing a chart and draw a point of X and Y axis. </w:t>
+      </w:r>
+      <w:r>
+        <w:rPr>
+          <w:rFonts w:ascii="Calibri" w:hAnsi="Calibri"/>
+        </w:rPr>
+        <w:t>These 2 points</w:t>
+      </w:r>
+      <w:r>
+        <w:rPr>
+          <w:rFonts w:ascii="Calibri" w:hAnsi="Calibri"/>
+        </w:rPr>
+        <w:t xml:space="preserve"> corresponds a point at a map. For </w:t>
+      </w:r>
+      <w:r>
+        <w:rPr>
+          <w:rFonts w:ascii="Calibri" w:hAnsi="Calibri"/>
+        </w:rPr>
+        <w:t>example,</w:t>
+      </w:r>
+      <w:r>
+        <w:rPr>
+          <w:rFonts w:ascii="Calibri" w:hAnsi="Calibri"/>
+        </w:rPr>
+        <w:t xml:space="preserve"> “The white House” has a coordinates </w:t>
       </w:r>
       <w:r>
         <w:rPr>
           <w:rStyle w:val="Strong"/>
           <w:rFonts w:ascii="Calibri" w:hAnsi="Calibri"/>
-          <w:sz w:val="24"/>
-          <w:szCs w:val="24"/>
         </w:rPr>
         <w:t>Latitude</w:t>
       </w:r>
       <w:r>
         <w:rPr>
           <w:rFonts w:ascii="Calibri" w:hAnsi="Calibri"/>
-          <w:sz w:val="24"/>
-          <w:szCs w:val="24"/>
         </w:rPr>
         <w:t xml:space="preserve">: 38.8977° N and </w:t>
       </w:r>
@@ -115,18 +279,38 @@
         <w:rPr>
           <w:rStyle w:val="Strong"/>
           <w:rFonts w:ascii="Calibri" w:hAnsi="Calibri"/>
-          <w:sz w:val="24"/>
-          <w:szCs w:val="24"/>
         </w:rPr>
         <w:t>Longitude</w:t>
       </w:r>
       <w:r>
         <w:rPr>
           <w:rFonts w:ascii="Calibri" w:hAnsi="Calibri"/>
-          <w:sz w:val="24"/>
-          <w:szCs w:val="24"/>
-        </w:rPr>
-        <w:t>: 77.0365° W. This 2 points corresponds a point “The White House”. Back to life saving, if the hiker is lost how does a hiker tells the life saving team the location they are at. The answer is by providing the longitude and latitude coordinates to them (</w:t>
+        </w:rPr>
+        <w:t xml:space="preserve">: 77.0365° W. </w:t>
+      </w:r>
+      <w:r>
+        <w:rPr>
+          <w:rFonts w:ascii="Calibri" w:hAnsi="Calibri"/>
+        </w:rPr>
+        <w:t>These 2 points</w:t>
+      </w:r>
+      <w:r>
+        <w:rPr>
+          <w:rFonts w:ascii="Calibri" w:hAnsi="Calibri"/>
+        </w:rPr>
+        <w:t xml:space="preserve"> corresponds a point “The White House”. Back to life saving, if the hiker is lost how does a hiker tells the </w:t>
+      </w:r>
+      <w:r>
+        <w:rPr>
+          <w:rFonts w:ascii="Calibri" w:hAnsi="Calibri"/>
+        </w:rPr>
+        <w:t>lifesaving</w:t>
+      </w:r>
+      <w:r>
+        <w:rPr>
+          <w:rFonts w:ascii="Calibri" w:hAnsi="Calibri"/>
+        </w:rPr>
+        <w:t xml:space="preserve"> team the location they are at. The answer is by providing the longitude and latitude coordinates to them (</w:t>
       </w:r>
       <w:r>
         <w:rPr>
@@ -135,72 +319,52 @@
           <w:bCs/>
           <w:i/>
           <w:iCs/>
-          <w:sz w:val="24"/>
-          <w:szCs w:val="24"/>
         </w:rPr>
         <w:t>Note</w:t>
       </w:r>
       <w:r>
         <w:rPr>
           <w:rFonts w:ascii="Calibri" w:hAnsi="Calibri"/>
-          <w:sz w:val="24"/>
-          <w:szCs w:val="24"/>
-        </w:rPr>
-        <w:t xml:space="preserve">: Don’t mix both figures). If you are saving the hiker from the helicopter, by providing theses 2 coordinates. It is for sure that the helicopter will be flying the head above you. From the hiker point of view, where can he or she find these 2 figures, </w:t>
-      </w:r>
-      <w:r>
-        <w:rPr>
-          <w:rFonts w:ascii="Calibri" w:hAnsi="Calibri"/>
-          <w:sz w:val="24"/>
-          <w:szCs w:val="24"/>
-        </w:rPr>
-        <w:t xml:space="preserve">apart </w:t>
-      </w:r>
-      <w:r>
-        <w:rPr>
-          <w:rFonts w:ascii="Calibri" w:hAnsi="Calibri"/>
-          <w:sz w:val="24"/>
-          <w:szCs w:val="24"/>
-        </w:rPr>
-        <w:t xml:space="preserve">from </w:t>
+        </w:rPr>
+        <w:t xml:space="preserve">: Don’t mix both figures). If you are saving the hiker from the helicopter, by providing theses 2 coordinates. It is for sure that the helicopter will be flying the head above you. From the hiker point of view, where can he or she find these 2 figures, apart from </w:t>
       </w:r>
       <w:r>
         <w:rPr>
           <w:rFonts w:ascii="Calibri" w:hAnsi="Calibri"/>
           <w:b/>
           <w:bCs/>
-          <w:sz w:val="24"/>
-          <w:szCs w:val="24"/>
         </w:rPr>
         <w:t>google map</w:t>
       </w:r>
       <w:r>
         <w:rPr>
           <w:rFonts w:ascii="Calibri" w:hAnsi="Calibri"/>
-          <w:b w:val="false"/>
-          <w:bCs w:val="false"/>
-          <w:sz w:val="24"/>
-          <w:szCs w:val="24"/>
-        </w:rPr>
-        <w:t>,</w:t>
-      </w:r>
-      <w:r>
-        <w:rPr>
-          <w:rFonts w:ascii="Calibri" w:hAnsi="Calibri"/>
-          <w:b w:val="false"/>
-          <w:bCs w:val="false"/>
-          <w:sz w:val="24"/>
-          <w:szCs w:val="24"/>
-        </w:rPr>
-        <w:t xml:space="preserve"> many apps in app store provides these functionality</w:t>
-      </w:r>
-      <w:r>
-        <w:rPr>
-          <w:rFonts w:ascii="Calibri" w:hAnsi="Calibri"/>
-          <w:sz w:val="24"/>
-          <w:szCs w:val="24"/>
-        </w:rPr>
-        <w:t>. But what happens if there is no communication signals. Will the hiker still know the coordinates of where he or she is? Yes! Why? Because you are using GPS, there is no need for communication signals. “</w:t>
+        </w:rPr>
+        <w:t xml:space="preserve">, many apps in app store provides </w:t>
+      </w:r>
+      <w:r>
+        <w:rPr>
+          <w:rFonts w:ascii="Calibri" w:hAnsi="Calibri"/>
+        </w:rPr>
+        <w:t>these functionalities</w:t>
+      </w:r>
+      <w:r>
+        <w:rPr>
+          <w:rFonts w:ascii="Calibri" w:hAnsi="Calibri"/>
+        </w:rPr>
+        <w:t xml:space="preserve">. But what happens if there </w:t>
+      </w:r>
+      <w:r>
+        <w:rPr>
+          <w:rFonts w:ascii="Calibri" w:hAnsi="Calibri"/>
+        </w:rPr>
+        <w:t>are</w:t>
+      </w:r>
+      <w:r>
+        <w:rPr>
+          <w:rFonts w:ascii="Calibri" w:hAnsi="Calibri"/>
+        </w:rPr>
+        <w:t xml:space="preserve"> no communication signals. Will the hiker still know the coordinates of where he or she is? Yes! Why? Because you are using GPS, there is no need for communication signals. “</w:t>
       </w:r>
       <w:r>
         <w:rPr>
@@ -208,39 +372,33 @@
           <w:b/>
           <w:bCs/>
           <w:color w:val="FF0000"/>
-          <w:sz w:val="24"/>
-          <w:szCs w:val="24"/>
         </w:rPr>
         <w:t>GPS</w:t>
       </w:r>
       <w:r>
         <w:rPr>
           <w:rFonts w:ascii="Calibri" w:hAnsi="Calibri"/>
-          <w:sz w:val="24"/>
-          <w:szCs w:val="24"/>
         </w:rPr>
         <w:t>” is free for everyone. The only thing you need before hiking is you need to download the map of the hiking path you are going to hike. That’s all!</w:t>
       </w:r>
     </w:p>
     <w:sectPr>
-      <w:type w:val="nextPage"/>
       <w:pgSz w:w="12240" w:h="15840"/>
-      <w:pgMar w:left="1134" w:right="1134" w:gutter="0" w:header="0" w:top="1134" w:footer="0" w:bottom="1134"/>
-      <w:pgNumType w:fmt="decimal"/>
-      <w:formProt w:val="false"/>
-      <w:textDirection w:val="lrTb"/>
-      <w:docGrid w:type="default" w:linePitch="100" w:charSpace="0"/>
+      <w:pgMar w:top="1134" w:right="1134" w:bottom="1134" w:left="1134" w:header="0" w:footer="0" w:gutter="0"/>
+      <w:cols w:space="720"/>
+      <w:formProt w:val="0"/>
+      <w:docGrid w:linePitch="100"/>
     </w:sectPr>
   </w:body>
 </w:document>
 </file>
 
 <file path=word/styles.xml><?xml version="1.0" encoding="utf-8"?>
-<w:styles xmlns:w="http://schemas.openxmlformats.org/wordprocessingml/2006/main" xmlns:w14="http://schemas.microsoft.com/office/word/2010/wordml" xmlns:mc="http://schemas.openxmlformats.org/markup-compatibility/2006" mc:Ignorable="w14">
+<w:styles xmlns:mc="http://schemas.openxmlformats.org/markup-compatibility/2006" xmlns:r="http://schemas.openxmlformats.org/officeDocument/2006/relationships" xmlns:w="http://schemas.openxmlformats.org/wordprocessingml/2006/main" xmlns:w14="http://schemas.microsoft.com/office/word/2010/wordml" xmlns:w15="http://schemas.microsoft.com/office/word/2012/wordml" xmlns:w16cex="http://schemas.microsoft.com/office/word/2018/wordml/cex" xmlns:w16cid="http://schemas.microsoft.com/office/word/2016/wordml/cid" xmlns:w16="http://schemas.microsoft.com/office/word/2018/wordml" xmlns:w16du="http://schemas.microsoft.com/office/word/2023/wordml/word16du" xmlns:w16sdtdh="http://schemas.microsoft.com/office/word/2020/wordml/sdtdatahash" xmlns:w16se="http://schemas.microsoft.com/office/word/2015/wordml/symex" mc:Ignorable="w14 w15 w16se w16cid w16 w16cex w16sdtdh w16du">
   <w:docDefaults>
     <w:rPrDefault>
       <w:rPr>
-        <w:rFonts w:ascii="Liberation Serif" w:hAnsi="Liberation Serif" w:eastAsia="NSimSun" w:cs="Arial"/>
+        <w:rFonts w:ascii="Liberation Serif" w:eastAsia="NSimSun" w:hAnsi="Liberation Serif" w:cs="Arial"/>
         <w:kern w:val="2"/>
         <w:sz w:val="24"/>
         <w:szCs w:val="24"/>
@@ -249,28 +407,418 @@
     </w:rPrDefault>
     <w:pPrDefault>
       <w:pPr>
-        <w:suppressAutoHyphens w:val="true"/>
+        <w:suppressAutoHyphens/>
       </w:pPr>
     </w:pPrDefault>
   </w:docDefaults>
-  <w:style w:type="paragraph" w:styleId="Normal">
+  <w:latentStyles w:defLockedState="0" w:defUIPriority="99" w:defSemiHidden="0" w:defUnhideWhenUsed="0" w:defQFormat="0" w:count="376">
+    <w:lsdException w:name="Normal" w:uiPriority="0" w:qFormat="1"/>
+    <w:lsdException w:name="heading 1" w:uiPriority="9" w:qFormat="1"/>
+    <w:lsdException w:name="heading 2" w:semiHidden="1" w:uiPriority="9" w:unhideWhenUsed="1" w:qFormat="1"/>
+    <w:lsdException w:name="heading 3" w:semiHidden="1" w:uiPriority="9" w:unhideWhenUsed="1" w:qFormat="1"/>
+    <w:lsdException w:name="heading 4" w:semiHidden="1" w:uiPriority="9" w:unhideWhenUsed="1" w:qFormat="1"/>
+    <w:lsdException w:name="heading 5" w:semiHidden="1" w:uiPriority="9" w:unhideWhenUsed="1" w:qFormat="1"/>
+    <w:lsdException w:name="heading 6" w:semiHidden="1" w:uiPriority="9" w:unhideWhenUsed="1" w:qFormat="1"/>
+    <w:lsdException w:name="heading 7" w:semiHidden="1" w:uiPriority="9" w:unhideWhenUsed="1" w:qFormat="1"/>
+    <w:lsdException w:name="heading 8" w:semiHidden="1" w:uiPriority="9" w:unhideWhenUsed="1" w:qFormat="1"/>
+    <w:lsdException w:name="heading 9" w:semiHidden="1" w:uiPriority="9" w:unhideWhenUsed="1" w:qFormat="1"/>
+    <w:lsdException w:name="index 1" w:semiHidden="1" w:unhideWhenUsed="1"/>
+    <w:lsdException w:name="index 2" w:semiHidden="1" w:unhideWhenUsed="1"/>
+    <w:lsdException w:name="index 3" w:semiHidden="1" w:unhideWhenUsed="1"/>
+    <w:lsdException w:name="index 4" w:semiHidden="1" w:unhideWhenUsed="1"/>
+    <w:lsdException w:name="index 5" w:semiHidden="1" w:unhideWhenUsed="1"/>
+    <w:lsdException w:name="index 6" w:semiHidden="1" w:unhideWhenUsed="1"/>
+    <w:lsdException w:name="index 7" w:semiHidden="1" w:unhideWhenUsed="1"/>
+    <w:lsdException w:name="index 8" w:semiHidden="1" w:unhideWhenUsed="1"/>
+    <w:lsdException w:name="index 9" w:semiHidden="1" w:unhideWhenUsed="1"/>
+    <w:lsdException w:name="toc 1" w:semiHidden="1" w:uiPriority="39" w:unhideWhenUsed="1"/>
+    <w:lsdException w:name="toc 2" w:semiHidden="1" w:uiPriority="39" w:unhideWhenUsed="1"/>
+    <w:lsdException w:name="toc 3" w:semiHidden="1" w:uiPriority="39" w:unhideWhenUsed="1"/>
+    <w:lsdException w:name="toc 4" w:semiHidden="1" w:uiPriority="39" w:unhideWhenUsed="1"/>
+    <w:lsdException w:name="toc 5" w:semiHidden="1" w:uiPriority="39" w:unhideWhenUsed="1"/>
+    <w:lsdException w:name="toc 6" w:semiHidden="1" w:uiPriority="39" w:unhideWhenUsed="1"/>
+    <w:lsdException w:name="toc 7" w:semiHidden="1" w:uiPriority="39" w:unhideWhenUsed="1"/>
+    <w:lsdException w:name="toc 8" w:semiHidden="1" w:uiPriority="39" w:unhideWhenUsed="1"/>
+    <w:lsdException w:name="toc 9" w:semiHidden="1" w:uiPriority="39" w:unhideWhenUsed="1"/>
+    <w:lsdException w:name="Normal Indent" w:semiHidden="1" w:unhideWhenUsed="1"/>
+    <w:lsdException w:name="footnote text" w:semiHidden="1" w:unhideWhenUsed="1"/>
+    <w:lsdException w:name="annotation text" w:semiHidden="1" w:unhideWhenUsed="1"/>
+    <w:lsdException w:name="header" w:semiHidden="1" w:unhideWhenUsed="1"/>
+    <w:lsdException w:name="footer" w:semiHidden="1" w:unhideWhenUsed="1"/>
+    <w:lsdException w:name="index heading" w:semiHidden="1" w:unhideWhenUsed="1"/>
+    <w:lsdException w:name="caption" w:semiHidden="1" w:uiPriority="35" w:unhideWhenUsed="1" w:qFormat="1"/>
+    <w:lsdException w:name="table of figures" w:semiHidden="1" w:unhideWhenUsed="1"/>
+    <w:lsdException w:name="envelope address" w:semiHidden="1" w:unhideWhenUsed="1"/>
+    <w:lsdException w:name="envelope return" w:semiHidden="1" w:unhideWhenUsed="1"/>
+    <w:lsdException w:name="footnote reference" w:semiHidden="1" w:unhideWhenUsed="1"/>
+    <w:lsdException w:name="annotation reference" w:semiHidden="1" w:unhideWhenUsed="1"/>
+    <w:lsdException w:name="line number" w:semiHidden="1" w:unhideWhenUsed="1"/>
+    <w:lsdException w:name="page number" w:semiHidden="1" w:unhideWhenUsed="1"/>
+    <w:lsdException w:name="endnote reference" w:semiHidden="1" w:unhideWhenUsed="1"/>
+    <w:lsdException w:name="endnote text" w:semiHidden="1" w:unhideWhenUsed="1"/>
+    <w:lsdException w:name="table of authorities" w:semiHidden="1" w:unhideWhenUsed="1"/>
+    <w:lsdException w:name="macro" w:semiHidden="1" w:unhideWhenUsed="1"/>
+    <w:lsdException w:name="toa heading" w:semiHidden="1" w:unhideWhenUsed="1"/>
+    <w:lsdException w:name="List" w:semiHidden="1" w:unhideWhenUsed="1"/>
+    <w:lsdException w:name="List Bullet" w:semiHidden="1" w:unhideWhenUsed="1"/>
+    <w:lsdException w:name="List Number" w:semiHidden="1" w:unhideWhenUsed="1"/>
+    <w:lsdException w:name="List 2" w:semiHidden="1" w:unhideWhenUsed="1"/>
+    <w:lsdException w:name="List 3" w:semiHidden="1" w:unhideWhenUsed="1"/>
+    <w:lsdException w:name="List 4" w:semiHidden="1" w:unhideWhenUsed="1"/>
+    <w:lsdException w:name="List 5" w:semiHidden="1" w:unhideWhenUsed="1"/>
+    <w:lsdException w:name="List Bullet 2" w:semiHidden="1" w:unhideWhenUsed="1"/>
+    <w:lsdException w:name="List Bullet 3" w:semiHidden="1" w:unhideWhenUsed="1"/>
+    <w:lsdException w:name="List Bullet 4" w:semiHidden="1" w:unhideWhenUsed="1"/>
+    <w:lsdException w:name="List Bullet 5" w:semiHidden="1" w:unhideWhenUsed="1"/>
+    <w:lsdException w:name="List Number 2" w:semiHidden="1" w:unhideWhenUsed="1"/>
+    <w:lsdException w:name="List Number 3" w:semiHidden="1" w:unhideWhenUsed="1"/>
+    <w:lsdException w:name="List Number 4" w:semiHidden="1" w:unhideWhenUsed="1"/>
+    <w:lsdException w:name="List Number 5" w:semiHidden="1" w:unhideWhenUsed="1"/>
+    <w:lsdException w:name="Title" w:uiPriority="10" w:qFormat="1"/>
+    <w:lsdException w:name="Closing" w:semiHidden="1" w:unhideWhenUsed="1"/>
+    <w:lsdException w:name="Signature" w:semiHidden="1" w:unhideWhenUsed="1"/>
+    <w:lsdException w:name="Default Paragraph Font" w:semiHidden="1" w:uiPriority="1" w:unhideWhenUsed="1"/>
+    <w:lsdException w:name="Body Text" w:semiHidden="1" w:unhideWhenUsed="1"/>
+    <w:lsdException w:name="Body Text Indent" w:semiHidden="1" w:unhideWhenUsed="1"/>
+    <w:lsdException w:name="List Continue" w:semiHidden="1" w:unhideWhenUsed="1"/>
+    <w:lsdException w:name="List Continue 2" w:semiHidden="1" w:unhideWhenUsed="1"/>
+    <w:lsdException w:name="List Continue 3" w:semiHidden="1" w:unhideWhenUsed="1"/>
+    <w:lsdException w:name="List Continue 4" w:semiHidden="1" w:unhideWhenUsed="1"/>
+    <w:lsdException w:name="List Continue 5" w:semiHidden="1" w:unhideWhenUsed="1"/>
+    <w:lsdException w:name="Message Header" w:semiHidden="1" w:unhideWhenUsed="1"/>
+    <w:lsdException w:name="Subtitle" w:uiPriority="11" w:qFormat="1"/>
+    <w:lsdException w:name="Salutation" w:semiHidden="1" w:unhideWhenUsed="1"/>
+    <w:lsdException w:name="Date" w:semiHidden="1" w:unhideWhenUsed="1"/>
+    <w:lsdException w:name="Body Text First Indent" w:semiHidden="1" w:unhideWhenUsed="1"/>
+    <w:lsdException w:name="Body Text First Indent 2" w:semiHidden="1" w:unhideWhenUsed="1"/>
+    <w:lsdException w:name="Note Heading" w:semiHidden="1" w:unhideWhenUsed="1"/>
+    <w:lsdException w:name="Body Text 2" w:semiHidden="1" w:unhideWhenUsed="1"/>
+    <w:lsdException w:name="Body Text 3" w:semiHidden="1" w:unhideWhenUsed="1"/>
+    <w:lsdException w:name="Body Text Indent 2" w:semiHidden="1" w:unhideWhenUsed="1"/>
+    <w:lsdException w:name="Body Text Indent 3" w:semiHidden="1" w:unhideWhenUsed="1"/>
+    <w:lsdException w:name="Block Text" w:semiHidden="1" w:unhideWhenUsed="1"/>
+    <w:lsdException w:name="Hyperlink" w:semiHidden="1" w:unhideWhenUsed="1"/>
+    <w:lsdException w:name="FollowedHyperlink" w:semiHidden="1" w:unhideWhenUsed="1"/>
+    <w:lsdException w:name="Strong" w:uiPriority="22" w:qFormat="1"/>
+    <w:lsdException w:name="Emphasis" w:uiPriority="20" w:qFormat="1"/>
+    <w:lsdException w:name="Document Map" w:semiHidden="1" w:unhideWhenUsed="1"/>
+    <w:lsdException w:name="Plain Text" w:semiHidden="1" w:unhideWhenUsed="1"/>
+    <w:lsdException w:name="E-mail Signature" w:semiHidden="1" w:unhideWhenUsed="1"/>
+    <w:lsdException w:name="HTML Top of Form" w:semiHidden="1" w:unhideWhenUsed="1"/>
+    <w:lsdException w:name="HTML Bottom of Form" w:semiHidden="1" w:unhideWhenUsed="1"/>
+    <w:lsdException w:name="Normal (Web)" w:semiHidden="1" w:unhideWhenUsed="1"/>
+    <w:lsdException w:name="HTML Acronym" w:semiHidden="1" w:unhideWhenUsed="1"/>
+    <w:lsdException w:name="HTML Address" w:semiHidden="1" w:unhideWhenUsed="1"/>
+    <w:lsdException w:name="HTML Cite" w:semiHidden="1" w:unhideWhenUsed="1"/>
+    <w:lsdException w:name="HTML Code" w:semiHidden="1" w:unhideWhenUsed="1"/>
+    <w:lsdException w:name="HTML Definition" w:semiHidden="1" w:unhideWhenUsed="1"/>
+    <w:lsdException w:name="HTML Keyboard" w:semiHidden="1" w:unhideWhenUsed="1"/>
+    <w:lsdException w:name="HTML Preformatted" w:semiHidden="1" w:unhideWhenUsed="1"/>
+    <w:lsdException w:name="HTML Sample" w:semiHidden="1" w:unhideWhenUsed="1"/>
+    <w:lsdException w:name="HTML Typewriter" w:semiHidden="1" w:unhideWhenUsed="1"/>
+    <w:lsdException w:name="HTML Variable" w:semiHidden="1" w:unhideWhenUsed="1"/>
+    <w:lsdException w:name="Normal Table" w:semiHidden="1" w:unhideWhenUsed="1"/>
+    <w:lsdException w:name="annotation subject" w:semiHidden="1" w:unhideWhenUsed="1"/>
+    <w:lsdException w:name="No List" w:semiHidden="1" w:unhideWhenUsed="1"/>
+    <w:lsdException w:name="Outline List 1" w:semiHidden="1" w:unhideWhenUsed="1"/>
+    <w:lsdException w:name="Outline List 2" w:semiHidden="1" w:unhideWhenUsed="1"/>
+    <w:lsdException w:name="Outline List 3" w:semiHidden="1" w:unhideWhenUsed="1"/>
+    <w:lsdException w:name="Table Simple 1" w:semiHidden="1" w:unhideWhenUsed="1"/>
+    <w:lsdException w:name="Table Simple 2" w:semiHidden="1" w:unhideWhenUsed="1"/>
+    <w:lsdException w:name="Table Simple 3" w:semiHidden="1" w:unhideWhenUsed="1"/>
+    <w:lsdException w:name="Table Classic 1" w:semiHidden="1" w:unhideWhenUsed="1"/>
+    <w:lsdException w:name="Table Classic 2" w:semiHidden="1" w:unhideWhenUsed="1"/>
+    <w:lsdException w:name="Table Classic 3" w:semiHidden="1" w:unhideWhenUsed="1"/>
+    <w:lsdException w:name="Table Classic 4" w:semiHidden="1" w:unhideWhenUsed="1"/>
+    <w:lsdException w:name="Table Colorful 1" w:semiHidden="1" w:unhideWhenUsed="1"/>
+    <w:lsdException w:name="Table Colorful 2" w:semiHidden="1" w:unhideWhenUsed="1"/>
+    <w:lsdException w:name="Table Colorful 3" w:semiHidden="1" w:unhideWhenUsed="1"/>
+    <w:lsdException w:name="Table Columns 1" w:semiHidden="1" w:unhideWhenUsed="1"/>
+    <w:lsdException w:name="Table Columns 2" w:semiHidden="1" w:unhideWhenUsed="1"/>
+    <w:lsdException w:name="Table Columns 3" w:semiHidden="1" w:unhideWhenUsed="1"/>
+    <w:lsdException w:name="Table Columns 4" w:semiHidden="1" w:unhideWhenUsed="1"/>
+    <w:lsdException w:name="Table Columns 5" w:semiHidden="1" w:unhideWhenUsed="1"/>
+    <w:lsdException w:name="Table Grid 1" w:semiHidden="1" w:unhideWhenUsed="1"/>
+    <w:lsdException w:name="Table Grid 2" w:semiHidden="1" w:unhideWhenUsed="1"/>
+    <w:lsdException w:name="Table Grid 3" w:semiHidden="1" w:unhideWhenUsed="1"/>
+    <w:lsdException w:name="Table Grid 4" w:semiHidden="1" w:unhideWhenUsed="1"/>
+    <w:lsdException w:name="Table Grid 5" w:semiHidden="1" w:unhideWhenUsed="1"/>
+    <w:lsdException w:name="Table Grid 6" w:semiHidden="1" w:unhideWhenUsed="1"/>
+    <w:lsdException w:name="Table Grid 7" w:semiHidden="1" w:unhideWhenUsed="1"/>
+    <w:lsdException w:name="Table Grid 8" w:semiHidden="1" w:unhideWhenUsed="1"/>
+    <w:lsdException w:name="Table List 1" w:semiHidden="1" w:unhideWhenUsed="1"/>
+    <w:lsdException w:name="Table List 2" w:semiHidden="1" w:unhideWhenUsed="1"/>
+    <w:lsdException w:name="Table List 3" w:semiHidden="1" w:unhideWhenUsed="1"/>
+    <w:lsdException w:name="Table List 4" w:semiHidden="1" w:unhideWhenUsed="1"/>
+    <w:lsdException w:name="Table List 5" w:semiHidden="1" w:unhideWhenUsed="1"/>
+    <w:lsdException w:name="Table List 6" w:semiHidden="1" w:unhideWhenUsed="1"/>
+    <w:lsdException w:name="Table List 7" w:semiHidden="1" w:unhideWhenUsed="1"/>
+    <w:lsdException w:name="Table List 8" w:semiHidden="1" w:unhideWhenUsed="1"/>
+    <w:lsdException w:name="Table 3D effects 1" w:semiHidden="1" w:unhideWhenUsed="1"/>
+    <w:lsdException w:name="Table 3D effects 2" w:semiHidden="1" w:unhideWhenUsed="1"/>
+    <w:lsdException w:name="Table 3D effects 3" w:semiHidden="1" w:unhideWhenUsed="1"/>
+    <w:lsdException w:name="Table Contemporary" w:semiHidden="1" w:unhideWhenUsed="1"/>
+    <w:lsdException w:name="Table Elegant" w:semiHidden="1" w:unhideWhenUsed="1"/>
+    <w:lsdException w:name="Table Professional" w:semiHidden="1" w:unhideWhenUsed="1"/>
+    <w:lsdException w:name="Table Subtle 1" w:semiHidden="1" w:unhideWhenUsed="1"/>
+    <w:lsdException w:name="Table Subtle 2" w:semiHidden="1" w:unhideWhenUsed="1"/>
+    <w:lsdException w:name="Table Web 1" w:semiHidden="1" w:unhideWhenUsed="1"/>
+    <w:lsdException w:name="Table Web 2" w:semiHidden="1" w:unhideWhenUsed="1"/>
+    <w:lsdException w:name="Table Web 3" w:semiHidden="1" w:unhideWhenUsed="1"/>
+    <w:lsdException w:name="Balloon Text" w:semiHidden="1" w:unhideWhenUsed="1"/>
+    <w:lsdException w:name="Table Grid" w:uiPriority="39"/>
+    <w:lsdException w:name="Table Theme" w:semiHidden="1" w:unhideWhenUsed="1"/>
+    <w:lsdException w:name="Placeholder Text" w:semiHidden="1"/>
+    <w:lsdException w:name="No Spacing" w:uiPriority="1" w:qFormat="1"/>
+    <w:lsdException w:name="Light Shading" w:uiPriority="60"/>
+    <w:lsdException w:name="Light List" w:uiPriority="61"/>
+    <w:lsdException w:name="Light Grid" w:uiPriority="62"/>
+    <w:lsdException w:name="Medium Shading 1" w:uiPriority="63"/>
+    <w:lsdException w:name="Medium Shading 2" w:uiPriority="64"/>
+    <w:lsdException w:name="Medium List 1" w:uiPriority="65"/>
+    <w:lsdException w:name="Medium List 2" w:uiPriority="66"/>
+    <w:lsdException w:name="Medium Grid 1" w:uiPriority="67"/>
+    <w:lsdException w:name="Medium Grid 2" w:uiPriority="68"/>
+    <w:lsdException w:name="Medium Grid 3" w:uiPriority="69"/>
+    <w:lsdException w:name="Dark List" w:uiPriority="70"/>
+    <w:lsdException w:name="Colorful Shading" w:uiPriority="71"/>
+    <w:lsdException w:name="Colorful List" w:uiPriority="72"/>
+    <w:lsdException w:name="Colorful Grid" w:uiPriority="73"/>
+    <w:lsdException w:name="Light Shading Accent 1" w:uiPriority="60"/>
+    <w:lsdException w:name="Light List Accent 1" w:uiPriority="61"/>
+    <w:lsdException w:name="Light Grid Accent 1" w:uiPriority="62"/>
+    <w:lsdException w:name="Medium Shading 1 Accent 1" w:uiPriority="63"/>
+    <w:lsdException w:name="Medium Shading 2 Accent 1" w:uiPriority="64"/>
+    <w:lsdException w:name="Medium List 1 Accent 1" w:uiPriority="65"/>
+    <w:lsdException w:name="Revision" w:semiHidden="1"/>
+    <w:lsdException w:name="List Paragraph" w:uiPriority="34" w:qFormat="1"/>
+    <w:lsdException w:name="Quote" w:uiPriority="29" w:qFormat="1"/>
+    <w:lsdException w:name="Intense Quote" w:uiPriority="30" w:qFormat="1"/>
+    <w:lsdException w:name="Medium List 2 Accent 1" w:uiPriority="66"/>
+    <w:lsdException w:name="Medium Grid 1 Accent 1" w:uiPriority="67"/>
+    <w:lsdException w:name="Medium Grid 2 Accent 1" w:uiPriority="68"/>
+    <w:lsdException w:name="Medium Grid 3 Accent 1" w:uiPriority="69"/>
+    <w:lsdException w:name="Dark List Accent 1" w:uiPriority="70"/>
+    <w:lsdException w:name="Colorful Shading Accent 1" w:uiPriority="71"/>
+    <w:lsdException w:name="Colorful List Accent 1" w:uiPriority="72"/>
+    <w:lsdException w:name="Colorful Grid Accent 1" w:uiPriority="73"/>
+    <w:lsdException w:name="Light Shading Accent 2" w:uiPriority="60"/>
+    <w:lsdException w:name="Light List Accent 2" w:uiPriority="61"/>
+    <w:lsdException w:name="Light Grid Accent 2" w:uiPriority="62"/>
+    <w:lsdException w:name="Medium Shading 1 Accent 2" w:uiPriority="63"/>
+    <w:lsdException w:name="Medium Shading 2 Accent 2" w:uiPriority="64"/>
+    <w:lsdException w:name="Medium List 1 Accent 2" w:uiPriority="65"/>
+    <w:lsdException w:name="Medium List 2 Accent 2" w:uiPriority="66"/>
+    <w:lsdException w:name="Medium Grid 1 Accent 2" w:uiPriority="67"/>
+    <w:lsdException w:name="Medium Grid 2 Accent 2" w:uiPriority="68"/>
+    <w:lsdException w:name="Medium Grid 3 Accent 2" w:uiPriority="69"/>
+    <w:lsdException w:name="Dark List Accent 2" w:uiPriority="70"/>
+    <w:lsdException w:name="Colorful Shading Accent 2" w:uiPriority="71"/>
+    <w:lsdException w:name="Colorful List Accent 2" w:uiPriority="72"/>
+    <w:lsdException w:name="Colorful Grid Accent 2" w:uiPriority="73"/>
+    <w:lsdException w:name="Light Shading Accent 3" w:uiPriority="60"/>
+    <w:lsdException w:name="Light List Accent 3" w:uiPriority="61"/>
+    <w:lsdException w:name="Light Grid Accent 3" w:uiPriority="62"/>
+    <w:lsdException w:name="Medium Shading 1 Accent 3" w:uiPriority="63"/>
+    <w:lsdException w:name="Medium Shading 2 Accent 3" w:uiPriority="64"/>
+    <w:lsdException w:name="Medium List 1 Accent 3" w:uiPriority="65"/>
+    <w:lsdException w:name="Medium List 2 Accent 3" w:uiPriority="66"/>
+    <w:lsdException w:name="Medium Grid 1 Accent 3" w:uiPriority="67"/>
+    <w:lsdException w:name="Medium Grid 2 Accent 3" w:uiPriority="68"/>
+    <w:lsdException w:name="Medium Grid 3 Accent 3" w:uiPriority="69"/>
+    <w:lsdException w:name="Dark List Accent 3" w:uiPriority="70"/>
+    <w:lsdException w:name="Colorful Shading Accent 3" w:uiPriority="71"/>
+    <w:lsdException w:name="Colorful List Accent 3" w:uiPriority="72"/>
+    <w:lsdException w:name="Colorful Grid Accent 3" w:uiPriority="73"/>
+    <w:lsdException w:name="Light Shading Accent 4" w:uiPriority="60"/>
+    <w:lsdException w:name="Light List Accent 4" w:uiPriority="61"/>
+    <w:lsdException w:name="Light Grid Accent 4" w:uiPriority="62"/>
+    <w:lsdException w:name="Medium Shading 1 Accent 4" w:uiPriority="63"/>
+    <w:lsdException w:name="Medium Shading 2 Accent 4" w:uiPriority="64"/>
+    <w:lsdException w:name="Medium List 1 Accent 4" w:uiPriority="65"/>
+    <w:lsdException w:name="Medium List 2 Accent 4" w:uiPriority="66"/>
+    <w:lsdException w:name="Medium Grid 1 Accent 4" w:uiPriority="67"/>
+    <w:lsdException w:name="Medium Grid 2 Accent 4" w:uiPriority="68"/>
+    <w:lsdException w:name="Medium Grid 3 Accent 4" w:uiPriority="69"/>
+    <w:lsdException w:name="Dark List Accent 4" w:uiPriority="70"/>
+    <w:lsdException w:name="Colorful Shading Accent 4" w:uiPriority="71"/>
+    <w:lsdException w:name="Colorful List Accent 4" w:uiPriority="72"/>
+    <w:lsdException w:name="Colorful Grid Accent 4" w:uiPriority="73"/>
+    <w:lsdException w:name="Light Shading Accent 5" w:uiPriority="60"/>
+    <w:lsdException w:name="Light List Accent 5" w:uiPriority="61"/>
+    <w:lsdException w:name="Light Grid Accent 5" w:uiPriority="62"/>
+    <w:lsdException w:name="Medium Shading 1 Accent 5" w:uiPriority="63"/>
+    <w:lsdException w:name="Medium Shading 2 Accent 5" w:uiPriority="64"/>
+    <w:lsdException w:name="Medium List 1 Accent 5" w:uiPriority="65"/>
+    <w:lsdException w:name="Medium List 2 Accent 5" w:uiPriority="66"/>
+    <w:lsdException w:name="Medium Grid 1 Accent 5" w:uiPriority="67"/>
+    <w:lsdException w:name="Medium Grid 2 Accent 5" w:uiPriority="68"/>
+    <w:lsdException w:name="Medium Grid 3 Accent 5" w:uiPriority="69"/>
+    <w:lsdException w:name="Dark List Accent 5" w:uiPriority="70"/>
+    <w:lsdException w:name="Colorful Shading Accent 5" w:uiPriority="71"/>
+    <w:lsdException w:name="Colorful List Accent 5" w:uiPriority="72"/>
+    <w:lsdException w:name="Colorful Grid Accent 5" w:uiPriority="73"/>
+    <w:lsdException w:name="Light Shading Accent 6" w:uiPriority="60"/>
+    <w:lsdException w:name="Light List Accent 6" w:uiPriority="61"/>
+    <w:lsdException w:name="Light Grid Accent 6" w:uiPriority="62"/>
+    <w:lsdException w:name="Medium Shading 1 Accent 6" w:uiPriority="63"/>
+    <w:lsdException w:name="Medium Shading 2 Accent 6" w:uiPriority="64"/>
+    <w:lsdException w:name="Medium List 1 Accent 6" w:uiPriority="65"/>
+    <w:lsdException w:name="Medium List 2 Accent 6" w:uiPriority="66"/>
+    <w:lsdException w:name="Medium Grid 1 Accent 6" w:uiPriority="67"/>
+    <w:lsdException w:name="Medium Grid 2 Accent 6" w:uiPriority="68"/>
+    <w:lsdException w:name="Medium Grid 3 Accent 6" w:uiPriority="69"/>
+    <w:lsdException w:name="Dark List Accent 6" w:uiPriority="70"/>
+    <w:lsdException w:name="Colorful Shading Accent 6" w:uiPriority="71"/>
+    <w:lsdException w:name="Colorful List Accent 6" w:uiPriority="72"/>
+    <w:lsdException w:name="Colorful Grid Accent 6" w:uiPriority="73"/>
+    <w:lsdException w:name="Subtle Emphasis" w:uiPriority="19" w:qFormat="1"/>
+    <w:lsdException w:name="Intense Emphasis" w:uiPriority="21" w:qFormat="1"/>
+    <w:lsdException w:name="Subtle Reference" w:uiPriority="31" w:qFormat="1"/>
+    <w:lsdException w:name="Intense Reference" w:uiPriority="32" w:qFormat="1"/>
+    <w:lsdException w:name="Book Title" w:uiPriority="33" w:qFormat="1"/>
+    <w:lsdException w:name="Bibliography" w:semiHidden="1" w:uiPriority="37" w:unhideWhenUsed="1"/>
+    <w:lsdException w:name="TOC Heading" w:semiHidden="1" w:uiPriority="39" w:unhideWhenUsed="1" w:qFormat="1"/>
+    <w:lsdException w:name="Plain Table 1" w:uiPriority="41"/>
+    <w:lsdException w:name="Plain Table 2" w:uiPriority="42"/>
+    <w:lsdException w:name="Plain Table 3" w:uiPriority="43"/>
+    <w:lsdException w:name="Plain Table 4" w:uiPriority="44"/>
+    <w:lsdException w:name="Plain Table 5" w:uiPriority="45"/>
+    <w:lsdException w:name="Grid Table Light" w:uiPriority="40"/>
+    <w:lsdException w:name="Grid Table 1 Light" w:uiPriority="46"/>
+    <w:lsdException w:name="Grid Table 2" w:uiPriority="47"/>
+    <w:lsdException w:name="Grid Table 3" w:uiPriority="48"/>
+    <w:lsdException w:name="Grid Table 4" w:uiPriority="49"/>
+    <w:lsdException w:name="Grid Table 5 Dark" w:uiPriority="50"/>
+    <w:lsdException w:name="Grid Table 6 Colorful" w:uiPriority="51"/>
+    <w:lsdException w:name="Grid Table 7 Colorful" w:uiPriority="52"/>
+    <w:lsdException w:name="Grid Table 1 Light Accent 1" w:uiPriority="46"/>
+    <w:lsdException w:name="Grid Table 2 Accent 1" w:uiPriority="47"/>
+    <w:lsdException w:name="Grid Table 3 Accent 1" w:uiPriority="48"/>
+    <w:lsdException w:name="Grid Table 4 Accent 1" w:uiPriority="49"/>
+    <w:lsdException w:name="Grid Table 5 Dark Accent 1" w:uiPriority="50"/>
+    <w:lsdException w:name="Grid Table 6 Colorful Accent 1" w:uiPriority="51"/>
+    <w:lsdException w:name="Grid Table 7 Colorful Accent 1" w:uiPriority="52"/>
+    <w:lsdException w:name="Grid Table 1 Light Accent 2" w:uiPriority="46"/>
+    <w:lsdException w:name="Grid Table 2 Accent 2" w:uiPriority="47"/>
+    <w:lsdException w:name="Grid Table 3 Accent 2" w:uiPriority="48"/>
+    <w:lsdException w:name="Grid Table 4 Accent 2" w:uiPriority="49"/>
+    <w:lsdException w:name="Grid Table 5 Dark Accent 2" w:uiPriority="50"/>
+    <w:lsdException w:name="Grid Table 6 Colorful Accent 2" w:uiPriority="51"/>
+    <w:lsdException w:name="Grid Table 7 Colorful Accent 2" w:uiPriority="52"/>
+    <w:lsdException w:name="Grid Table 1 Light Accent 3" w:uiPriority="46"/>
+    <w:lsdException w:name="Grid Table 2 Accent 3" w:uiPriority="47"/>
+    <w:lsdException w:name="Grid Table 3 Accent 3" w:uiPriority="48"/>
+    <w:lsdException w:name="Grid Table 4 Accent 3" w:uiPriority="49"/>
+    <w:lsdException w:name="Grid Table 5 Dark Accent 3" w:uiPriority="50"/>
+    <w:lsdException w:name="Grid Table 6 Colorful Accent 3" w:uiPriority="51"/>
+    <w:lsdException w:name="Grid Table 7 Colorful Accent 3" w:uiPriority="52"/>
+    <w:lsdException w:name="Grid Table 1 Light Accent 4" w:uiPriority="46"/>
+    <w:lsdException w:name="Grid Table 2 Accent 4" w:uiPriority="47"/>
+    <w:lsdException w:name="Grid Table 3 Accent 4" w:uiPriority="48"/>
+    <w:lsdException w:name="Grid Table 4 Accent 4" w:uiPriority="49"/>
+    <w:lsdException w:name="Grid Table 5 Dark Accent 4" w:uiPriority="50"/>
+    <w:lsdException w:name="Grid Table 6 Colorful Accent 4" w:uiPriority="51"/>
+    <w:lsdException w:name="Grid Table 7 Colorful Accent 4" w:uiPriority="52"/>
+    <w:lsdException w:name="Grid Table 1 Light Accent 5" w:uiPriority="46"/>
+    <w:lsdException w:name="Grid Table 2 Accent 5" w:uiPriority="47"/>
+    <w:lsdException w:name="Grid Table 3 Accent 5" w:uiPriority="48"/>
+    <w:lsdException w:name="Grid Table 4 Accent 5" w:uiPriority="49"/>
+    <w:lsdException w:name="Grid Table 5 Dark Accent 5" w:uiPriority="50"/>
+    <w:lsdException w:name="Grid Table 6 Colorful Accent 5" w:uiPriority="51"/>
+    <w:lsdException w:name="Grid Table 7 Colorful Accent 5" w:uiPriority="52"/>
+    <w:lsdException w:name="Grid Table 1 Light Accent 6" w:uiPriority="46"/>
+    <w:lsdException w:name="Grid Table 2 Accent 6" w:uiPriority="47"/>
+    <w:lsdException w:name="Grid Table 3 Accent 6" w:uiPriority="48"/>
+    <w:lsdException w:name="Grid Table 4 Accent 6" w:uiPriority="49"/>
+    <w:lsdException w:name="Grid Table 5 Dark Accent 6" w:uiPriority="50"/>
+    <w:lsdException w:name="Grid Table 6 Colorful Accent 6" w:uiPriority="51"/>
+    <w:lsdException w:name="Grid Table 7 Colorful Accent 6" w:uiPriority="52"/>
+    <w:lsdException w:name="List Table 1 Light" w:uiPriority="46"/>
+    <w:lsdException w:name="List Table 2" w:uiPriority="47"/>
+    <w:lsdException w:name="List Table 3" w:uiPriority="48"/>
+    <w:lsdException w:name="List Table 4" w:uiPriority="49"/>
+    <w:lsdException w:name="List Table 5 Dark" w:uiPriority="50"/>
+    <w:lsdException w:name="List Table 6 Colorful" w:uiPriority="51"/>
+    <w:lsdException w:name="List Table 7 Colorful" w:uiPriority="52"/>
+    <w:lsdException w:name="List Table 1 Light Accent 1" w:uiPriority="46"/>
+    <w:lsdException w:name="List Table 2 Accent 1" w:uiPriority="47"/>
+    <w:lsdException w:name="List Table 3 Accent 1" w:uiPriority="48"/>
+    <w:lsdException w:name="List Table 4 Accent 1" w:uiPriority="49"/>
+    <w:lsdException w:name="List Table 5 Dark Accent 1" w:uiPriority="50"/>
+    <w:lsdException w:name="List Table 6 Colorful Accent 1" w:uiPriority="51"/>
+    <w:lsdException w:name="List Table 7 Colorful Accent 1" w:uiPriority="52"/>
+    <w:lsdException w:name="List Table 1 Light Accent 2" w:uiPriority="46"/>
+    <w:lsdException w:name="List Table 2 Accent 2" w:uiPriority="47"/>
+    <w:lsdException w:name="List Table 3 Accent 2" w:uiPriority="48"/>
+    <w:lsdException w:name="List Table 4 Accent 2" w:uiPriority="49"/>
+    <w:lsdException w:name="List Table 5 Dark Accent 2" w:uiPriority="50"/>
+    <w:lsdException w:name="List Table 6 Colorful Accent 2" w:uiPriority="51"/>
+    <w:lsdException w:name="List Table 7 Colorful Accent 2" w:uiPriority="52"/>
+    <w:lsdException w:name="List Table 1 Light Accent 3" w:uiPriority="46"/>
+    <w:lsdException w:name="List Table 2 Accent 3" w:uiPriority="47"/>
+    <w:lsdException w:name="List Table 3 Accent 3" w:uiPriority="48"/>
+    <w:lsdException w:name="List Table 4 Accent 3" w:uiPriority="49"/>
+    <w:lsdException w:name="List Table 5 Dark Accent 3" w:uiPriority="50"/>
+    <w:lsdException w:name="List Table 6 Colorful Accent 3" w:uiPriority="51"/>
+    <w:lsdException w:name="List Table 7 Colorful Accent 3" w:uiPriority="52"/>
+    <w:lsdException w:name="List Table 1 Light Accent 4" w:uiPriority="46"/>
+    <w:lsdException w:name="List Table 2 Accent 4" w:uiPriority="47"/>
+    <w:lsdException w:name="List Table 3 Accent 4" w:uiPriority="48"/>
+    <w:lsdException w:name="List Table 4 Accent 4" w:uiPriority="49"/>
+    <w:lsdException w:name="List Table 5 Dark Accent 4" w:uiPriority="50"/>
+    <w:lsdException w:name="List Table 6 Colorful Accent 4" w:uiPriority="51"/>
+    <w:lsdException w:name="List Table 7 Colorful Accent 4" w:uiPriority="52"/>
+    <w:lsdException w:name="List Table 1 Light Accent 5" w:uiPriority="46"/>
+    <w:lsdException w:name="List Table 2 Accent 5" w:uiPriority="47"/>
+    <w:lsdException w:name="List Table 3 Accent 5" w:uiPriority="48"/>
+    <w:lsdException w:name="List Table 4 Accent 5" w:uiPriority="49"/>
+    <w:lsdException w:name="List Table 5 Dark Accent 5" w:uiPriority="50"/>
+    <w:lsdException w:name="List Table 6 Colorful Accent 5" w:uiPriority="51"/>
+    <w:lsdException w:name="List Table 7 Colorful Accent 5" w:uiPriority="52"/>
+    <w:lsdException w:name="List Table 1 Light Accent 6" w:uiPriority="46"/>
+    <w:lsdException w:name="List Table 2 Accent 6" w:uiPriority="47"/>
+    <w:lsdException w:name="List Table 3 Accent 6" w:uiPriority="48"/>
+    <w:lsdException w:name="List Table 4 Accent 6" w:uiPriority="49"/>
+    <w:lsdException w:name="List Table 5 Dark Accent 6" w:uiPriority="50"/>
+    <w:lsdException w:name="List Table 6 Colorful Accent 6" w:uiPriority="51"/>
+    <w:lsdException w:name="List Table 7 Colorful Accent 6" w:uiPriority="52"/>
+    <w:lsdException w:name="Mention" w:semiHidden="1" w:unhideWhenUsed="1"/>
+    <w:lsdException w:name="Smart Hyperlink" w:semiHidden="1" w:unhideWhenUsed="1"/>
+    <w:lsdException w:name="Hashtag" w:semiHidden="1" w:unhideWhenUsed="1"/>
+    <w:lsdException w:name="Unresolved Mention" w:semiHidden="1" w:unhideWhenUsed="1"/>
+    <w:lsdException w:name="Smart Link" w:semiHidden="1" w:unhideWhenUsed="1"/>
+  </w:latentStyles>
+  <w:style w:type="paragraph" w:default="1" w:styleId="Normal">
     <w:name w:val="Normal"/>
     <w:qFormat/>
-    <w:pPr>
-      <w:widowControl/>
-      <w:suppressAutoHyphens w:val="true"/>
-      <w:bidi w:val="0"/>
-      <w:spacing w:before="0" w:after="0"/>
-      <w:jc w:val="start"/>
-    </w:pPr>
-    <w:rPr>
-      <w:rFonts w:ascii="Liberation Serif" w:hAnsi="Liberation Serif" w:eastAsia="NSimSun" w:cs="Arial"/>
-      <w:color w:val="auto"/>
-      <w:kern w:val="2"/>
-      <w:sz w:val="24"/>
-      <w:szCs w:val="24"/>
-      <w:lang w:val="en-US" w:eastAsia="zh-CN" w:bidi="hi-IN"/>
-    </w:rPr>
+  </w:style>
+  <w:style w:type="character" w:default="1" w:styleId="DefaultParagraphFont">
+    <w:name w:val="Default Paragraph Font"/>
+    <w:uiPriority w:val="1"/>
+    <w:semiHidden/>
+    <w:unhideWhenUsed/>
+  </w:style>
+  <w:style w:type="table" w:default="1" w:styleId="TableNormal">
+    <w:name w:val="Normal Table"/>
+    <w:uiPriority w:val="99"/>
+    <w:semiHidden/>
+    <w:unhideWhenUsed/>
+    <w:tblPr>
+      <w:tblInd w:w="0" w:type="dxa"/>
+      <w:tblCellMar>
+        <w:top w:w="0" w:type="dxa"/>
+        <w:left w:w="108" w:type="dxa"/>
+        <w:bottom w:w="0" w:type="dxa"/>
+        <w:right w:w="108" w:type="dxa"/>
+      </w:tblCellMar>
+    </w:tblPr>
+  </w:style>
+  <w:style w:type="numbering" w:default="1" w:styleId="NoList">
+    <w:name w:val="No List"/>
+    <w:uiPriority w:val="99"/>
+    <w:semiHidden/>
+    <w:unhideWhenUsed/>
   </w:style>
   <w:style w:type="character" w:styleId="Strong">
     <w:name w:val="Strong"/>
@@ -280,17 +828,17 @@
       <w:bCs/>
     </w:rPr>
   </w:style>
-  <w:style w:type="paragraph" w:styleId="Heading">
+  <w:style w:type="paragraph" w:customStyle="1" w:styleId="Heading">
     <w:name w:val="Heading"/>
     <w:basedOn w:val="Normal"/>
     <w:next w:val="BodyText"/>
     <w:qFormat/>
     <w:pPr>
-      <w:keepNext w:val="true"/>
+      <w:keepNext/>
       <w:spacing w:before="240" w:after="120"/>
     </w:pPr>
     <w:rPr>
-      <w:rFonts w:ascii="Liberation Sans" w:hAnsi="Liberation Sans" w:eastAsia="Microsoft YaHei" w:cs="Arial"/>
+      <w:rFonts w:ascii="Liberation Sans" w:eastAsia="Microsoft YaHei" w:hAnsi="Liberation Sans"/>
       <w:sz w:val="28"/>
       <w:szCs w:val="28"/>
     </w:rPr>
@@ -299,17 +847,12 @@
     <w:name w:val="Body Text"/>
     <w:basedOn w:val="Normal"/>
     <w:pPr>
-      <w:spacing w:lineRule="auto" w:line="276" w:before="0" w:after="140"/>
+      <w:spacing w:after="140" w:line="276" w:lineRule="auto"/>
     </w:pPr>
-    <w:rPr/>
   </w:style>
   <w:style w:type="paragraph" w:styleId="List">
     <w:name w:val="List"/>
     <w:basedOn w:val="BodyText"/>
-    <w:pPr/>
-    <w:rPr>
-      <w:rFonts w:cs="Arial"/>
-    </w:rPr>
   </w:style>
   <w:style w:type="paragraph" w:styleId="Caption">
     <w:name w:val="caption"/>
@@ -320,78 +863,72 @@
       <w:spacing w:before="120" w:after="120"/>
     </w:pPr>
     <w:rPr>
-      <w:rFonts w:cs="Arial"/>
       <w:i/>
       <w:iCs/>
-      <w:sz w:val="24"/>
-      <w:szCs w:val="24"/>
     </w:rPr>
   </w:style>
-  <w:style w:type="paragraph" w:styleId="Index">
+  <w:style w:type="paragraph" w:customStyle="1" w:styleId="Index">
     <w:name w:val="Index"/>
     <w:basedOn w:val="Normal"/>
     <w:qFormat/>
     <w:pPr>
       <w:suppressLineNumbers/>
     </w:pPr>
-    <w:rPr>
-      <w:rFonts w:cs="Arial"/>
-    </w:rPr>
   </w:style>
 </w:styles>
 </file>
 
 <file path=word/theme/theme1.xml><?xml version="1.0" encoding="utf-8"?>
-<a:theme xmlns:a="http://schemas.openxmlformats.org/drawingml/2006/main" xmlns:r="http://schemas.openxmlformats.org/officeDocument/2006/relationships" name="Office">
+<a:theme xmlns:a="http://schemas.openxmlformats.org/drawingml/2006/main" name="Office">
   <a:themeElements>
     <a:clrScheme name="LibreOffice">
       <a:dk1>
         <a:srgbClr val="000000"/>
       </a:dk1>
       <a:lt1>
-        <a:srgbClr val="ffffff"/>
+        <a:srgbClr val="FFFFFF"/>
       </a:lt1>
       <a:dk2>
         <a:srgbClr val="000000"/>
       </a:dk2>
       <a:lt2>
-        <a:srgbClr val="ffffff"/>
+        <a:srgbClr val="FFFFFF"/>
       </a:lt2>
       <a:accent1>
-        <a:srgbClr val="18a303"/>
+        <a:srgbClr val="18A303"/>
       </a:accent1>
       <a:accent2>
-        <a:srgbClr val="0369a3"/>
+        <a:srgbClr val="0369A3"/>
       </a:accent2>
       <a:accent3>
-        <a:srgbClr val="a33e03"/>
+        <a:srgbClr val="A33E03"/>
       </a:accent3>
       <a:accent4>
-        <a:srgbClr val="8e03a3"/>
+        <a:srgbClr val="8E03A3"/>
       </a:accent4>
       <a:accent5>
-        <a:srgbClr val="c99c00"/>
+        <a:srgbClr val="C99C00"/>
       </a:accent5>
       <a:accent6>
-        <a:srgbClr val="c9211e"/>
+        <a:srgbClr val="C9211E"/>
       </a:accent6>
       <a:hlink>
-        <a:srgbClr val="0000ee"/>
+        <a:srgbClr val="0000EE"/>
       </a:hlink>
       <a:folHlink>
-        <a:srgbClr val="551a8b"/>
+        <a:srgbClr val="551A8B"/>
       </a:folHlink>
     </a:clrScheme>
     <a:fontScheme name="Office">
       <a:majorFont>
-        <a:latin typeface="Arial" pitchFamily="0" charset="1"/>
-        <a:ea typeface="DejaVu Sans" pitchFamily="0" charset="1"/>
-        <a:cs typeface="DejaVu Sans" pitchFamily="0" charset="1"/>
+        <a:latin typeface="Arial"/>
+        <a:ea typeface="DejaVu Sans"/>
+        <a:cs typeface="DejaVu Sans"/>
       </a:majorFont>
       <a:minorFont>
-        <a:latin typeface="Arial" pitchFamily="0" charset="1"/>
-        <a:ea typeface="DejaVu Sans" pitchFamily="0" charset="1"/>
-        <a:cs typeface="DejaVu Sans" pitchFamily="0" charset="1"/>
+        <a:latin typeface="Arial"/>
+        <a:ea typeface="DejaVu Sans"/>
+        <a:cs typeface="DejaVu Sans"/>
       </a:minorFont>
     </a:fontScheme>
     <a:fmtScheme>
@@ -444,5 +981,7 @@
       </a:bgFillStyleLst>
     </a:fmtScheme>
   </a:themeElements>
+  <a:objectDefaults/>
+  <a:extraClrSchemeLst/>
 </a:theme>
 </file>